--- a/Quanta, Actually - SERIES/QED Course/chapters/Lesson 17 Identical Particles.docx
+++ b/Quanta, Actually - SERIES/QED Course/chapters/Lesson 17 Identical Particles.docx
@@ -17,7 +17,7 @@
         <w:jc w:val="center"/>
       </w:pPr>
       <w:r>
-        <w:t>Lesson 17 of the Complete Quantum Electrodynamics Course</w:t>
+        <w:t>Lesson 17 of Quantum, Actually, Volume 2: A QED Course</w:t>
       </w:r>
     </w:p>
     <w:p>
@@ -309,7 +309,22 @@
           </w:tcPr>
           <w:p>
             <w:r>
-              <w:t>ψ_S, ψ_A</w:t>
+              <w:t>ψ</w:t>
+            </w:r>
+            <w:r>
+              <w:rPr>
+                <w:vertAlign w:val="subscript"/>
+              </w:rPr>
+              <w:t>S</w:t>
+            </w:r>
+            <w:r>
+              <w:t>, ψ</w:t>
+            </w:r>
+            <w:r>
+              <w:rPr>
+                <w:vertAlign w:val="subscript"/>
+              </w:rPr>
+              <w:t>A</w:t>
             </w:r>
           </w:p>
         </w:tc>
@@ -457,7 +472,13 @@
           </w:tcPr>
           <w:p>
             <w:r>
-              <w:t>E_(exch)</w:t>
+              <w:t>E</w:t>
+            </w:r>
+            <w:r>
+              <w:rPr>
+                <w:vertAlign w:val="subscript"/>
+              </w:rPr>
+              <w:t>exch</w:t>
             </w:r>
           </w:p>
         </w:tc>
@@ -899,7 +920,61 @@
     </w:p>
     <w:p>
       <w:r>
-        <w:t>for bosons and fermions respectively, where the subscript indicates which particle occupies which single-particle state. Direct application of P̂₁₂ confirms P̂₁₂ψ_S = +ψ_S and P̂₁₂ψ_A = −ψ_A, as required. If a = b (both particles assigned the same single-particle state), ψ_S is still well-defined and normalizable, but ψ_A vanishes identically, the algebraic seed of the exclusion principle developed in Section 3.</w:t>
+        <w:t>for bosons and fermions respectively, where the subscript indicates which particle occupies which single-particle state. Direct application of P̂₁₂ confirms P̂₁₂ψ</w:t>
+      </w:r>
+      <w:r>
+        <w:rPr>
+          <w:vertAlign w:val="subscript"/>
+        </w:rPr>
+        <w:t>S</w:t>
+      </w:r>
+      <w:r>
+        <w:t xml:space="preserve"> = +ψ</w:t>
+      </w:r>
+      <w:r>
+        <w:rPr>
+          <w:vertAlign w:val="subscript"/>
+        </w:rPr>
+        <w:t>S</w:t>
+      </w:r>
+      <w:r>
+        <w:t xml:space="preserve"> and P̂₁₂ψ</w:t>
+      </w:r>
+      <w:r>
+        <w:rPr>
+          <w:vertAlign w:val="subscript"/>
+        </w:rPr>
+        <w:t>A</w:t>
+      </w:r>
+      <w:r>
+        <w:t xml:space="preserve"> = −ψ</w:t>
+      </w:r>
+      <w:r>
+        <w:rPr>
+          <w:vertAlign w:val="subscript"/>
+        </w:rPr>
+        <w:t>A</w:t>
+      </w:r>
+      <w:r>
+        <w:t>, as required. If a = b (both particles assigned the same single-particle state), ψ</w:t>
+      </w:r>
+      <w:r>
+        <w:rPr>
+          <w:vertAlign w:val="subscript"/>
+        </w:rPr>
+        <w:t>S</w:t>
+      </w:r>
+      <w:r>
+        <w:t xml:space="preserve"> is still well-defined and normalizable, but ψ</w:t>
+      </w:r>
+      <w:r>
+        <w:rPr>
+          <w:vertAlign w:val="subscript"/>
+        </w:rPr>
+        <w:t>A</w:t>
+      </w:r>
+      <w:r>
+        <w:t xml:space="preserve"> vanishes identically, the algebraic seed of the exclusion principle developed in Section 3.</w:t>
       </w:r>
     </w:p>
     <w:p>
@@ -913,7 +988,43 @@
     </w:p>
     <w:p>
       <w:r>
-        <w:t>Verify P̂₁₂ψ_A = −ψ_A. Applying the exchange operator to |ψ_A(1,2)⟩ = (1/√2)[|a⟩₁|b⟩₂−|b⟩₁|a⟩₂] swaps the particle labels, giving (1/√2)[|a⟩₂|b⟩₁−|b⟩₂|a⟩₁] = (1/√2)[|b⟩₁|a⟩₂−|a⟩₁|b⟩₂] = −ψ_A(1,2), confirming the antisymmetric eigenvalue −1.</w:t>
+        <w:t>Verify P̂₁₂ψ</w:t>
+      </w:r>
+      <w:r>
+        <w:rPr>
+          <w:vertAlign w:val="subscript"/>
+        </w:rPr>
+        <w:t>A</w:t>
+      </w:r>
+      <w:r>
+        <w:t xml:space="preserve"> = −ψ</w:t>
+      </w:r>
+      <w:r>
+        <w:rPr>
+          <w:vertAlign w:val="subscript"/>
+        </w:rPr>
+        <w:t>A</w:t>
+      </w:r>
+      <w:r>
+        <w:t>. Applying the exchange operator to |ψ</w:t>
+      </w:r>
+      <w:r>
+        <w:rPr>
+          <w:vertAlign w:val="subscript"/>
+        </w:rPr>
+        <w:t>A</w:t>
+      </w:r>
+      <w:r>
+        <w:t>(1,2)⟩ = (1/√2)[|a⟩₁|b⟩₂−|b⟩₁|a⟩₂] swaps the particle labels, giving (1/√2)[|a⟩₂|b⟩₁−|b⟩₂|a⟩₁] = (1/√2)[|b⟩₁|a⟩₂−|a⟩₁|b⟩₂] = −ψ</w:t>
+      </w:r>
+      <w:r>
+        <w:rPr>
+          <w:vertAlign w:val="subscript"/>
+        </w:rPr>
+        <w:t>A</w:t>
+      </w:r>
+      <w:r>
+        <w:t>(1,2), confirming the antisymmetric eigenvalue −1.</w:t>
       </w:r>
     </w:p>
     <w:p>
@@ -934,7 +1045,25 @@
     </w:p>
     <w:p>
       <w:r>
-        <w:t>Setting a = b in the antisymmetrized combination of Section 2.2 gives ψ_A = (1/√2)[|a⟩₁|a⟩₂−|a⟩₁|a⟩₂] = 0: two fermions cannot occupy the same single-particle quantum state. This is the Pauli exclusion principle, and it follows directly and only from the antisymmetry required of fermions; there is no analogous restriction for bosons, whose symmetric wave function ψ_S remains perfectly well-defined and normalizable when a = b, and indeed bosons show the opposite tendency, examined in Section 4.</w:t>
+        <w:t>Setting a = b in the antisymmetrized combination of Section 2.2 gives ψ</w:t>
+      </w:r>
+      <w:r>
+        <w:rPr>
+          <w:vertAlign w:val="subscript"/>
+        </w:rPr>
+        <w:t>A</w:t>
+      </w:r>
+      <w:r>
+        <w:t xml:space="preserve"> = (1/√2)[|a⟩₁|a⟩₂−|a⟩₁|a⟩₂] = 0: two fermions cannot occupy the same single-particle quantum state. This is the Pauli exclusion principle, and it follows directly and only from the antisymmetry required of fermions; there is no analogous restriction for bosons, whose symmetric wave function ψ</w:t>
+      </w:r>
+      <w:r>
+        <w:rPr>
+          <w:vertAlign w:val="subscript"/>
+        </w:rPr>
+        <w:t>S</w:t>
+      </w:r>
+      <w:r>
+        <w:t xml:space="preserve"> remains perfectly well-defined and normalizable when a = b, and indeed bosons show the opposite tendency, examined in Section 4.</w:t>
       </w:r>
     </w:p>
     <w:p>
@@ -947,7 +1076,16 @@
     </w:p>
     <w:p>
       <w:r>
-        <w:t>The exclusion principle is the reason atoms have shell structure rather than every electron collapsing into the lowest orbital, the reason ordinary matter occupies space and resists compression (electron degeneracy pressure, ultimately what supports white dwarf stars against gravitational collapse), and the reason chemistry has the periodic structure it does. Every one of these macroscopic facts is a direct, large-scale consequence of the single algebraic statement ψ_A(a,a) = 0.</w:t>
+        <w:t>The exclusion principle is the reason atoms have shell structure rather than every electron collapsing into the lowest orbital, the reason ordinary matter occupies space and resists compression (electron degeneracy pressure, ultimately what supports white dwarf stars against gravitational collapse), and the reason chemistry has the periodic structure it does. Every one of these macroscopic facts is a direct, large-scale consequence of the single algebraic statement ψ</w:t>
+      </w:r>
+      <w:r>
+        <w:rPr>
+          <w:vertAlign w:val="subscript"/>
+        </w:rPr>
+        <w:t>A</w:t>
+      </w:r>
+      <w:r>
+        <w:t>(a,a) = 0.</w:t>
       </w:r>
     </w:p>
     <w:p>
@@ -961,7 +1099,16 @@
     </w:p>
     <w:p>
       <w:r>
-        <w:t>Two noninteracting fermions are placed in a one-dimensional infinite well (Lesson 10, Worked example 4). If both were allowed in the ground state φ₁, the naive lowest energy would be 2E₁. The exclusion principle forbids this; the true ground state places one fermion in φ₁ and the other in φ₂, giving total energy E₁+E₂ = (1+4)π²ℏ²/(2mL²) = 5π²ℏ²/(2mL²), the antisymmetrized combination ψ_A = (1/√2)[φ₁(x₁)φ₂(x₂)−φ₂(x₁)φ₁(x₂)]. This is a direct, computable illustration of how the exclusion principle raises the ground-state energy of a many-fermion system above what noninteracting classical intuition would suggest.</w:t>
+        <w:t>Two noninteracting fermions are placed in a one-dimensional infinite well (Lesson 10, Worked example 4). If both were allowed in the ground state φ₁, the naive lowest energy would be 2E₁. The exclusion principle forbids this; the true ground state places one fermion in φ₁ and the other in φ₂, giving total energy E₁+E₂ = (1+4)π²ℏ²/(2mL²) = 5π²ℏ²/(2mL²), the antisymmetrized combination ψ</w:t>
+      </w:r>
+      <w:r>
+        <w:rPr>
+          <w:vertAlign w:val="subscript"/>
+        </w:rPr>
+        <w:t>A</w:t>
+      </w:r>
+      <w:r>
+        <w:t xml:space="preserve"> = (1/√2)[φ₁(x₁)φ₂(x₂)−φ₂(x₁)φ₁(x₂)]. This is a direct, computable illustration of how the exclusion principle raises the ground-state energy of a many-fermion system above what noninteracting classical intuition would suggest.</w:t>
       </w:r>
     </w:p>
     <w:p>
@@ -1593,7 +1740,25 @@
     </w:p>
     <w:p>
       <w:r>
-        <w:t>Write the Slater determinant for two fermions explicitly and confirm it reproduces ψ_A of Section 2.2. For N=2, ψ_A(1,2) = (1/√2!) det[[φₐ(x₁),φᵦ(x₁)],[φₐ(x₂),φᵦ(x₂)]] = (1/√2)[φₐ(x₁)φᵦ(x₂)−φᵦ(x₁)φₐ(x₂)], exactly matching Section 2.2 with the labeling of particles and states made explicit; the Slater determinant is simply the systematic, scalable generalization of the two-particle antisymmetrization to any number of fermions.</w:t>
+        <w:t>Write the Slater determinant for two fermions explicitly and confirm it reproduces ψ</w:t>
+      </w:r>
+      <w:r>
+        <w:rPr>
+          <w:vertAlign w:val="subscript"/>
+        </w:rPr>
+        <w:t>A</w:t>
+      </w:r>
+      <w:r>
+        <w:t xml:space="preserve"> of Section 2.2. For N=2, ψ</w:t>
+      </w:r>
+      <w:r>
+        <w:rPr>
+          <w:vertAlign w:val="subscript"/>
+        </w:rPr>
+        <w:t>A</w:t>
+      </w:r>
+      <w:r>
+        <w:t>(1,2) = (1/√2!) det[[φₐ(x₁),φᵦ(x₁)],[φₐ(x₂),φᵦ(x₂)]] = (1/√2)[φₐ(x₁)φᵦ(x₂)−φᵦ(x₁)φₐ(x₂)], exactly matching Section 2.2 with the labeling of particles and states made explicit; the Slater determinant is simply the systematic, scalable generalization of the two-particle antisymmetrization to any number of fermions.</w:t>
       </w:r>
     </w:p>
     <w:p>
@@ -1812,7 +1977,16 @@
           </w:tcPr>
           <w:p>
             <w:r>
-              <w:t>Pauli exclusion principle, ψ_A(a,a)=0</w:t>
+              <w:t>Pauli exclusion principle, ψ</w:t>
+            </w:r>
+            <w:r>
+              <w:rPr>
+                <w:vertAlign w:val="subscript"/>
+              </w:rPr>
+              <w:t>A</w:t>
+            </w:r>
+            <w:r>
+              <w:t>(a,a)=0</w:t>
             </w:r>
           </w:p>
         </w:tc>
@@ -2190,7 +2364,13 @@
           </w:tcPr>
           <w:p>
             <w:r>
-              <w:t>Show that any two-particle state can be written as a sum of a symmetric and an antisymmetric part, ψ(1,2) = (1/2)[ψ(1,2)+ψ(2,1)] + (1/2)[ψ(1,2)−ψ(2,1)], and identify which part survives for a boson and which for a fermion.</w:t>
+              <w:rPr>
+                <w:b/>
+              </w:rPr>
+              <w:t>Extension.</w:t>
+            </w:r>
+            <w:r>
+              <w:t xml:space="preserve"> Show that any two-particle state can be written as a sum of a symmetric and an antisymmetric part, ψ(1,2) = (1/2)[ψ(1,2)+ψ(2,1)] + (1/2)[ψ(1,2)−ψ(2,1)], and identify which part survives for a boson and which for a fermion.</w:t>
             </w:r>
           </w:p>
         </w:tc>
@@ -2228,7 +2408,49 @@
           </w:tcPr>
           <w:p>
             <w:r>
-              <w:t>Verify that ⟨ψ_S|ψ_S⟩ = 1 and ⟨ψ_A|ψ_A⟩ = 1 for the states of Section 2.2, assuming |a⟩ and |b⟩ are orthonormal single-particle states.</w:t>
+              <w:rPr>
+                <w:b/>
+              </w:rPr>
+              <w:t>Core.</w:t>
+            </w:r>
+            <w:r>
+              <w:t xml:space="preserve"> Verify that ⟨ψ</w:t>
+            </w:r>
+            <w:r>
+              <w:rPr>
+                <w:vertAlign w:val="subscript"/>
+              </w:rPr>
+              <w:t>S</w:t>
+            </w:r>
+            <w:r>
+              <w:t>|ψ</w:t>
+            </w:r>
+            <w:r>
+              <w:rPr>
+                <w:vertAlign w:val="subscript"/>
+              </w:rPr>
+              <w:t>S</w:t>
+            </w:r>
+            <w:r>
+              <w:t>⟩ = 1 and ⟨ψ</w:t>
+            </w:r>
+            <w:r>
+              <w:rPr>
+                <w:vertAlign w:val="subscript"/>
+              </w:rPr>
+              <w:t>A</w:t>
+            </w:r>
+            <w:r>
+              <w:t>|ψ</w:t>
+            </w:r>
+            <w:r>
+              <w:rPr>
+                <w:vertAlign w:val="subscript"/>
+              </w:rPr>
+              <w:t>A</w:t>
+            </w:r>
+            <w:r>
+              <w:t>⟩ = 1 for the states of Section 2.2, assuming |a⟩ and |b⟩ are orthonormal single-particle states.</w:t>
             </w:r>
           </w:p>
         </w:tc>
@@ -2264,7 +2486,31 @@
           </w:tcPr>
           <w:p>
             <w:r>
-              <w:t>Show that ⟨ψ_S|ψ_A⟩ = 0, confirming the symmetric and antisymmetric two-particle subspaces are orthogonal.</w:t>
+              <w:rPr>
+                <w:b/>
+              </w:rPr>
+              <w:t>Core.</w:t>
+            </w:r>
+            <w:r>
+              <w:t xml:space="preserve"> Show that ⟨ψ</w:t>
+            </w:r>
+            <w:r>
+              <w:rPr>
+                <w:vertAlign w:val="subscript"/>
+              </w:rPr>
+              <w:t>S</w:t>
+            </w:r>
+            <w:r>
+              <w:t>|ψ</w:t>
+            </w:r>
+            <w:r>
+              <w:rPr>
+                <w:vertAlign w:val="subscript"/>
+              </w:rPr>
+              <w:t>A</w:t>
+            </w:r>
+            <w:r>
+              <w:t>⟩ = 0, confirming the symmetric and antisymmetric two-particle subspaces are orthogonal.</w:t>
             </w:r>
           </w:p>
         </w:tc>
@@ -2302,7 +2548,13 @@
           </w:tcPr>
           <w:p>
             <w:r>
-              <w:t>For three noninteracting identical fermions in the infinite well of Worked example 3, find the ground-state total energy, and compare with what three noninteracting distinguishable particles could achieve if unrestricted.</w:t>
+              <w:rPr>
+                <w:b/>
+              </w:rPr>
+              <w:t>Core.</w:t>
+            </w:r>
+            <w:r>
+              <w:t xml:space="preserve"> For three noninteracting identical fermions in the infinite well of Worked example 3, find the ground-state total energy, and compare with what three noninteracting distinguishable particles could achieve if unrestricted.</w:t>
             </w:r>
           </w:p>
         </w:tc>
@@ -2338,7 +2590,13 @@
           </w:tcPr>
           <w:p>
             <w:r>
-              <w:t>Write the exclusion-principle argument of Section 3.1 explicitly for three fermions all attempting to occupy the same single-particle state, using the Slater determinant of Section 5.2 with three identical columns.</w:t>
+              <w:rPr>
+                <w:b/>
+              </w:rPr>
+              <w:t>Core.</w:t>
+            </w:r>
+            <w:r>
+              <w:t xml:space="preserve"> Write the exclusion-principle argument of Section 3.1 explicitly for three fermions all attempting to occupy the same single-particle state, using the Slater determinant of Section 5.2 with three identical columns.</w:t>
             </w:r>
           </w:p>
         </w:tc>
@@ -2376,7 +2634,13 @@
           </w:tcPr>
           <w:p>
             <w:r>
-              <w:t>For the exchange energy formula of Section 4.2, explain physically why J is always positive for a repulsive interaction V &gt; 0, while the sign of K is not determined by the sign of V alone.</w:t>
+              <w:rPr>
+                <w:b/>
+              </w:rPr>
+              <w:t>Extension.</w:t>
+            </w:r>
+            <w:r>
+              <w:t xml:space="preserve"> For the exchange energy formula of Section 4.2, explain physically why J is always positive for a repulsive interaction V &gt; 0, while the sign of K is not determined by the sign of V alone.</w:t>
             </w:r>
           </w:p>
         </w:tc>
@@ -2412,7 +2676,13 @@
           </w:tcPr>
           <w:p>
             <w:r>
-              <w:t>Using Section 4.3, determine whether two electrons in different orbitals φₐ ≠ φᵦ favor the spin triplet or the spin singlet, given that the exchange integral K is typically positive for a repulsive Coulomb interaction (this is the physical basis of Hund's rule in atomic physics).</w:t>
+              <w:rPr>
+                <w:b/>
+              </w:rPr>
+              <w:t>Core.</w:t>
+            </w:r>
+            <w:r>
+              <w:t xml:space="preserve"> Using Section 4.3, determine whether two electrons in different orbitals φₐ ≠ φᵦ favor the spin triplet or the spin singlet, given that the exchange integral K is typically positive for a repulsive Coulomb interaction (this is the physical basis of Hund's rule in atomic physics).</w:t>
             </w:r>
           </w:p>
         </w:tc>
@@ -2450,7 +2720,13 @@
           </w:tcPr>
           <w:p>
             <w:r>
-              <w:t>Show that the Slater determinant of Section 5.2 vanishes identically if any two of the single-particle states φᵢ are equal, using the property that a determinant with two identical rows is zero.</w:t>
+              <w:rPr>
+                <w:b/>
+              </w:rPr>
+              <w:t>Extension.</w:t>
+            </w:r>
+            <w:r>
+              <w:t xml:space="preserve"> Show that the Slater determinant of Section 5.2 vanishes identically if any two of the single-particle states φᵢ are equal, using the property that a determinant with two identical rows is zero.</w:t>
             </w:r>
           </w:p>
         </w:tc>
@@ -2486,7 +2762,13 @@
           </w:tcPr>
           <w:p>
             <w:r>
-              <w:t>Confirm, by exchanging two columns of the N=3 Slater determinant explicitly, that the sign flips, verifying antisymmetry under pairwise exchange for three fermions.</w:t>
+              <w:rPr>
+                <w:b/>
+              </w:rPr>
+              <w:t>Core.</w:t>
+            </w:r>
+            <w:r>
+              <w:t xml:space="preserve"> Confirm, by exchanging two columns of the N=3 Slater determinant explicitly, that the sign flips, verifying antisymmetry under pairwise exchange for three fermions.</w:t>
             </w:r>
           </w:p>
         </w:tc>
@@ -2524,7 +2806,22 @@
           </w:tcPr>
           <w:p>
             <w:r>
-              <w:t>For two identical bosons in single-particle states |a⟩ and |b⟩ (a≠b), write ψ_S and compute the probability of finding "particle 1" in state |a⟩ upon a measurement that can distinguish which single-particle state each particle occupies (interpreting the question operationally in terms of the symmetrized state's structure).</w:t>
+              <w:rPr>
+                <w:b/>
+              </w:rPr>
+              <w:t>Extension.</w:t>
+            </w:r>
+            <w:r>
+              <w:t xml:space="preserve"> For two identical bosons in single-particle states |a⟩ and |b⟩ (a≠b), write ψ</w:t>
+            </w:r>
+            <w:r>
+              <w:rPr>
+                <w:vertAlign w:val="subscript"/>
+              </w:rPr>
+              <w:t>S</w:t>
+            </w:r>
+            <w:r>
+              <w:t xml:space="preserve"> and compute the probability of finding "particle 1" in state |a⟩ upon a measurement that can distinguish which single-particle state each particle occupies (interpreting the question operationally in terms of the symmetrized state's structure).</w:t>
             </w:r>
           </w:p>
         </w:tc>
@@ -2560,7 +2857,13 @@
           </w:tcPr>
           <w:p>
             <w:r>
-              <w:t>Two identical bosons are placed in the same single-particle state |a⟩. Write the properly normalized two-boson state and show it is consistent with (not forbidden by) the symmetrization postulate.</w:t>
+              <w:rPr>
+                <w:b/>
+              </w:rPr>
+              <w:t>Core.</w:t>
+            </w:r>
+            <w:r>
+              <w:t xml:space="preserve"> Two identical bosons are placed in the same single-particle state |a⟩. Write the properly normalized two-boson state and show it is consistent with (not forbidden by) the symmetrization postulate.</w:t>
             </w:r>
           </w:p>
         </w:tc>
@@ -2598,7 +2901,13 @@
           </w:tcPr>
           <w:p>
             <w:r>
-              <w:t>Explain, using the algebra of Section 1.3 alone, why the exchange operator's eigenvalues could not have included values other than ±1, tracing the argument back to P̂₁₂² = I.</w:t>
+              <w:rPr>
+                <w:b/>
+              </w:rPr>
+              <w:t>Core.</w:t>
+            </w:r>
+            <w:r>
+              <w:t xml:space="preserve"> Explain, using the algebra of Section 1.3 alone, why the exchange operator's eigenvalues could not have included values other than ±1, tracing the argument back to P̂₁₂² = I.</w:t>
             </w:r>
           </w:p>
         </w:tc>
@@ -2634,7 +2943,13 @@
           </w:tcPr>
           <w:p>
             <w:r>
-              <w:t>For the helium ground state of Worked example 4, state which two-electron total spin (singlet or triplet) is realized, and explain why no first excited configuration with both electrons in the 1s orbital exists.</w:t>
+              <w:rPr>
+                <w:b/>
+              </w:rPr>
+              <w:t>Extension.</w:t>
+            </w:r>
+            <w:r>
+              <w:t xml:space="preserve"> For the helium ground state of Worked example 4, state which two-electron total spin (singlet or triplet) is realized, and explain why no first excited configuration with both electrons in the 1s orbital exists.</w:t>
             </w:r>
           </w:p>
         </w:tc>
@@ -2672,7 +2987,13 @@
           </w:tcPr>
           <w:p>
             <w:r>
-              <w:t>A hypothetical particle with spin 1 is found experimentally to obey Fermi statistics. Explain, citing Section 6.1 and Section 6.2, why this would be considered a serious anomaly requiring new physics, rather than dismissed as merely surprising.</w:t>
+              <w:rPr>
+                <w:b/>
+              </w:rPr>
+              <w:t>Extension.</w:t>
+            </w:r>
+            <w:r>
+              <w:t xml:space="preserve"> A hypothetical particle with spin 1 is found experimentally to obey Fermi statistics. Explain, citing Section 6.1 and Section 6.2, why this would be considered a serious anomaly requiring new physics, rather than dismissed as merely surprising.</w:t>
             </w:r>
           </w:p>
         </w:tc>
@@ -2708,7 +3029,13 @@
           </w:tcPr>
           <w:p>
             <w:r>
-              <w:t>Show that for two identical fermions with a spin-independent interaction V, the direct integral J is the same whether the two-particle spin state is a singlet or a triplet, using that J in Section 4.2 involves only the spatial wave functions.</w:t>
+              <w:rPr>
+                <w:b/>
+              </w:rPr>
+              <w:t>Extension.</w:t>
+            </w:r>
+            <w:r>
+              <w:t xml:space="preserve"> Show that for two identical fermions with a spin-independent interaction V, the direct integral J is the same whether the two-particle spin state is a singlet or a triplet, using that J in Section 4.2 involves only the spatial wave functions.</w:t>
             </w:r>
           </w:p>
         </w:tc>
@@ -2746,7 +3073,13 @@
           </w:tcPr>
           <w:p>
             <w:r>
-              <w:t>Challenge: for N noninteracting identical fermions each of mass m in a one-dimensional infinite well of length L, find the ground-state total energy as a function of N by filling the lowest N single-particle levels (Fermi statistics), and show that for large N it scales as N³, in contrast to the N¹ scaling that would hold if all particles could occupy the ground level (as bosons could).</w:t>
+              <w:rPr>
+                <w:b/>
+              </w:rPr>
+              <w:t>Challenge.</w:t>
+            </w:r>
+            <w:r>
+              <w:t xml:space="preserve"> For N noninteracting identical fermions each of mass m in a one-dimensional infinite well of length L, find the ground-state total energy as a function of N by filling the lowest N single-particle levels (Fermi statistics), and show that for large N it scales as N³, in contrast to the N¹ scaling that would hold if all particles could occupy the ground level (as bosons could).</w:t>
             </w:r>
           </w:p>
         </w:tc>
@@ -2763,6 +3096,14 @@
     <w:p>
       <w:r>
         <w:rPr>
+          <w:i/>
+        </w:rPr>
+        <w:t>Attempt each exercise before reading its solution. If you are stuck, read only the first sentence of the solution, then try again.</w:t>
+      </w:r>
+    </w:p>
+    <w:p>
+      <w:r>
+        <w:rPr>
           <w:b/>
         </w:rPr>
         <w:t>1.</w:t>
@@ -2771,7 +3112,43 @@
         <w:t xml:space="preserve"> </w:t>
       </w:r>
       <w:r>
-        <w:t>ψ_sym = (1/2)[ψ(1,2)+ψ(2,1)] satisfies P̂₁₂ψ_sym = (1/2)[ψ(2,1)+ψ(1,2)] = ψ_sym (eigenvalue +1), and ψ_antisym = (1/2)[ψ(1,2)−ψ(2,1)] satisfies P̂₁₂ψ_antisym = (1/2)[ψ(2,1)−ψ(1,2)] = −ψ_antisym (eigenvalue −1); their sum is ψ(1,2), confirming the decomposition. Only ψ_sym is physically realized for bosons and only ψ_antisym for fermions; the other component of a generic ψ is simply discarded as unphysical for identical particles.</w:t>
+        <w:t>ψ</w:t>
+      </w:r>
+      <w:r>
+        <w:rPr>
+          <w:vertAlign w:val="subscript"/>
+        </w:rPr>
+        <w:t>sym</w:t>
+      </w:r>
+      <w:r>
+        <w:t xml:space="preserve"> = (1/2)[ψ(1,2)+ψ(2,1)] satisfies P̂₁₂ψ</w:t>
+      </w:r>
+      <w:r>
+        <w:rPr>
+          <w:vertAlign w:val="subscript"/>
+        </w:rPr>
+        <w:t>sym</w:t>
+      </w:r>
+      <w:r>
+        <w:t xml:space="preserve"> = (1/2)[ψ(2,1)+ψ(1,2)] = ψ</w:t>
+      </w:r>
+      <w:r>
+        <w:rPr>
+          <w:vertAlign w:val="subscript"/>
+        </w:rPr>
+        <w:t>sym</w:t>
+      </w:r>
+      <w:r>
+        <w:t xml:space="preserve"> (eigenvalue +1), and ψ_antisym = (1/2)[ψ(1,2)−ψ(2,1)] satisfies P̂₁₂ψ_antisym = (1/2)[ψ(2,1)−ψ(1,2)] = −ψ_antisym (eigenvalue −1); their sum is ψ(1,2), confirming the decomposition. Only ψ</w:t>
+      </w:r>
+      <w:r>
+        <w:rPr>
+          <w:vertAlign w:val="subscript"/>
+        </w:rPr>
+        <w:t>sym</w:t>
+      </w:r>
+      <w:r>
+        <w:t xml:space="preserve"> is physically realized for bosons and only ψ_antisym for fermions; the other component of a generic ψ is simply discarded as unphysical for identical particles.</w:t>
       </w:r>
     </w:p>
     <w:p>
@@ -2785,7 +3162,43 @@
         <w:t xml:space="preserve"> </w:t>
       </w:r>
       <w:r>
-        <w:t>⟨ψ_S|ψ_S⟩ = (1/2)[⟨a|a⟩⟨b|b⟩+⟨a|b⟩⟨b|a⟩+⟨b|a⟩⟨a|b⟩+⟨b|b⟩⟨a|a⟩] = (1/2)[1+0+0+1] = 1, using orthonormality ⟨a|b⟩=0. The same calculation with the two cross terms subtracted instead of added gives ⟨ψ_A|ψ_A⟩ = (1/2)[1−0−0+1] = 1.</w:t>
+        <w:t>⟨ψ</w:t>
+      </w:r>
+      <w:r>
+        <w:rPr>
+          <w:vertAlign w:val="subscript"/>
+        </w:rPr>
+        <w:t>S</w:t>
+      </w:r>
+      <w:r>
+        <w:t>|ψ</w:t>
+      </w:r>
+      <w:r>
+        <w:rPr>
+          <w:vertAlign w:val="subscript"/>
+        </w:rPr>
+        <w:t>S</w:t>
+      </w:r>
+      <w:r>
+        <w:t>⟩ = (1/2)[⟨a|a⟩⟨b|b⟩+⟨a|b⟩⟨b|a⟩+⟨b|a⟩⟨a|b⟩+⟨b|b⟩⟨a|a⟩] = (1/2)[1+0+0+1] = 1, using orthonormality ⟨a|b⟩=0. The same calculation with the two cross terms subtracted instead of added gives ⟨ψ</w:t>
+      </w:r>
+      <w:r>
+        <w:rPr>
+          <w:vertAlign w:val="subscript"/>
+        </w:rPr>
+        <w:t>A</w:t>
+      </w:r>
+      <w:r>
+        <w:t>|ψ</w:t>
+      </w:r>
+      <w:r>
+        <w:rPr>
+          <w:vertAlign w:val="subscript"/>
+        </w:rPr>
+        <w:t>A</w:t>
+      </w:r>
+      <w:r>
+        <w:t>⟩ = (1/2)[1−0−0+1] = 1.</w:t>
       </w:r>
     </w:p>
     <w:p>
@@ -2799,7 +3212,25 @@
         <w:t xml:space="preserve"> </w:t>
       </w:r>
       <w:r>
-        <w:t>⟨ψ_S|ψ_A⟩ = (1/2)[⟨a|a⟩⟨b|b⟩−⟨a|b⟩⟨b|a⟩+⟨b|a⟩⟨a|b⟩−⟨b|b⟩⟨a|a⟩] = (1/2)[1−0+0−1] = 0.</w:t>
+        <w:t>⟨ψ</w:t>
+      </w:r>
+      <w:r>
+        <w:rPr>
+          <w:vertAlign w:val="subscript"/>
+        </w:rPr>
+        <w:t>S</w:t>
+      </w:r>
+      <w:r>
+        <w:t>|ψ</w:t>
+      </w:r>
+      <w:r>
+        <w:rPr>
+          <w:vertAlign w:val="subscript"/>
+        </w:rPr>
+        <w:t>A</w:t>
+      </w:r>
+      <w:r>
+        <w:t>⟩ = (1/2)[⟨a|a⟩⟨b|b⟩−⟨a|b⟩⟨b|a⟩+⟨b|a⟩⟨a|b⟩−⟨b|b⟩⟨a|a⟩] = (1/2)[1−0+0−1] = 0.</w:t>
       </w:r>
     </w:p>
     <w:p>
@@ -2883,7 +3314,25 @@
         <w:t xml:space="preserve"> </w:t>
       </w:r>
       <w:r>
-        <w:t>Exchanging particles 2 and 3 corresponds to exchanging columns 2 and 3 of the 3×3 matrix [φᵢ(xⱼ)]; by the defining antisymmetry of the determinant under column exchange, this multiplies the determinant by −1, confirming ψ_A(1,3,2) = −ψ_A(1,2,3), the required antisymmetry under this particular pairwise exchange (and, by an identical argument, under exchanging any other pair).</w:t>
+        <w:t>Exchanging particles 2 and 3 corresponds to exchanging columns 2 and 3 of the 3×3 matrix [φᵢ(xⱼ)]; by the defining antisymmetry of the determinant under column exchange, this multiplies the determinant by −1, confirming ψ</w:t>
+      </w:r>
+      <w:r>
+        <w:rPr>
+          <w:vertAlign w:val="subscript"/>
+        </w:rPr>
+        <w:t>A</w:t>
+      </w:r>
+      <w:r>
+        <w:t>(1,3,2) = −ψ</w:t>
+      </w:r>
+      <w:r>
+        <w:rPr>
+          <w:vertAlign w:val="subscript"/>
+        </w:rPr>
+        <w:t>A</w:t>
+      </w:r>
+      <w:r>
+        <w:t>(1,2,3), the required antisymmetry under this particular pairwise exchange (and, by an identical argument, under exchanging any other pair).</w:t>
       </w:r>
     </w:p>
     <w:p>
@@ -2897,7 +3346,25 @@
         <w:t xml:space="preserve"> </w:t>
       </w:r>
       <w:r>
-        <w:t>ψ_S(1,2) = (1/√2)[|a⟩₁|b⟩₂+|b⟩₁|a⟩₂]. Since the two particles are indistinguishable, the question "which one is particle 1" is not physically meaningful; operationally, a measurement of which single-particle state is occupied by each of the two particles will find one particle in |a⟩ and the other in |b⟩ with certainty (probability 1), since ψ_S is entirely supported on the subspace where one particle is in each state, never both in the same one.</w:t>
+        <w:t>ψ</w:t>
+      </w:r>
+      <w:r>
+        <w:rPr>
+          <w:vertAlign w:val="subscript"/>
+        </w:rPr>
+        <w:t>S</w:t>
+      </w:r>
+      <w:r>
+        <w:t>(1,2) = (1/√2)[|a⟩₁|b⟩₂+|b⟩₁|a⟩₂]. Since the two particles are indistinguishable, the question "which one is particle 1" is not physically meaningful; operationally, a measurement of which single-particle state is occupied by each of the two particles will find one particle in |a⟩ and the other in |b⟩ with certainty (probability 1), since ψ</w:t>
+      </w:r>
+      <w:r>
+        <w:rPr>
+          <w:vertAlign w:val="subscript"/>
+        </w:rPr>
+        <w:t>S</w:t>
+      </w:r>
+      <w:r>
+        <w:t xml:space="preserve"> is entirely supported on the subspace where one particle is in each state, never both in the same one.</w:t>
       </w:r>
     </w:p>
     <w:p>
@@ -2981,7 +3448,16 @@
         <w:t xml:space="preserve"> </w:t>
       </w:r>
       <w:r>
-        <w:t>Filling levels n=1 through n=N, the total energy is Σₙ₌₁^N n²π²ℏ²/(2mL²) = [N(N+1)(2N+1)/6]π²ℏ²/(2mL²), using the standard sum of squares. For large N this is approximately (π²ℏ²/2mL²)(N³/3), scaling as N³, dramatically steeper than the N¹ scaling (Nπ²ℏ²/2mL², all particles in the ground level) that unrestricted bosons could achieve; this N³ scaling is the one-dimensional toy model underlying the far more physically significant degeneracy pressure of a three-dimensional electron gas.</w:t>
+        <w:t>Filling levels n=1 through n=N, the total energy is Σₙ₌₁</w:t>
+      </w:r>
+      <w:r>
+        <w:rPr>
+          <w:vertAlign w:val="superscript"/>
+        </w:rPr>
+        <w:t>N</w:t>
+      </w:r>
+      <w:r>
+        <w:t xml:space="preserve"> n²π²ℏ²/(2mL²) = [N(N+1)(2N+1)/6]π²ℏ²/(2mL²), using the standard sum of squares. For large N this is approximately (π²ℏ²/2mL²)(N³/3), scaling as N³, dramatically steeper than the N¹ scaling (Nπ²ℏ²/2mL², all particles in the ground level) that unrestricted bosons could achieve; this N³ scaling is the one-dimensional toy model underlying the far more physically significant degeneracy pressure of a three-dimensional electron gas.</w:t>
       </w:r>
     </w:p>
     <w:p>
@@ -2989,71 +3465,12 @@
         <w:pStyle w:val="Heading2"/>
       </w:pPr>
       <w:r>
-        <w:t>Mastery checklist</w:t>
+        <w:t>Mastery check</w:t>
       </w:r>
     </w:p>
     <w:p>
-      <w:pPr>
-        <w:pStyle w:val="ListBullet"/>
-      </w:pPr>
       <w:r>
-        <w:t>I can define the exchange operator, show P̂₁₂²=I, and state why its eigenvalues must be ±1.</w:t>
-      </w:r>
-    </w:p>
-    <w:p>
-      <w:pPr>
-        <w:pStyle w:val="ListBullet"/>
-      </w:pPr>
-      <w:r>
-        <w:t>I can state the symmetrization postulate and construct the symmetric and antisymmetric two-particle states from two single-particle states.</w:t>
-      </w:r>
-    </w:p>
-    <w:p>
-      <w:pPr>
-        <w:pStyle w:val="ListBullet"/>
-      </w:pPr>
-      <w:r>
-        <w:t>I can derive the Pauli exclusion principle directly from the vanishing of the antisymmetrized state when both particles share a state.</w:t>
-      </w:r>
-    </w:p>
-    <w:p>
-      <w:pPr>
-        <w:pStyle w:val="ListBullet"/>
-      </w:pPr>
-      <w:r>
-        <w:t>I can distinguish the direct and exchange integrals in a two-particle energy calculation and explain the physical origin of each.</w:t>
-      </w:r>
-    </w:p>
-    <w:p>
-      <w:pPr>
-        <w:pStyle w:val="ListBullet"/>
-      </w:pPr>
-      <w:r>
-        <w:t>I can explain how spatial and spin symmetry combine to keep the overall fermionic wave function antisymmetric, and derive a simple consequence such as Hund's rule.</w:t>
-      </w:r>
-    </w:p>
-    <w:p>
-      <w:pPr>
-        <w:pStyle w:val="ListBullet"/>
-      </w:pPr>
-      <w:r>
-        <w:t>I can write a Slater determinant for N fermions and explain why it enforces antisymmetry and exclusion automatically.</w:t>
-      </w:r>
-    </w:p>
-    <w:p>
-      <w:pPr>
-        <w:pStyle w:val="ListBullet"/>
-      </w:pPr>
-      <w:r>
-        <w:t>I can state the spin-statistics connection as an empirical rule and explain, at least in outline, where it is actually proved.</w:t>
-      </w:r>
-    </w:p>
-    <w:p>
-      <w:pPr>
-        <w:pStyle w:val="ListBullet"/>
-      </w:pPr>
-      <w:r>
-        <w:t>I can explain, in a sentence, why this lesson's ad hoc antisymmetrization becomes an automatic consequence of anticommutation relations once fields are quantized.</w:t>
+        <w:t>Before moving on, do the Core exercises without looking at the solutions and state this lesson's main result from memory. If both go smoothly, continue; if not, reread the sections the missed exercises cite.</w:t>
       </w:r>
     </w:p>
     <w:p>
@@ -3105,7 +3522,7 @@
         <w:color w:val="5A5A5A"/>
         <w:sz w:val="16"/>
       </w:rPr>
-      <w:t>QED Course   Lesson 17</w:t>
+      <w:t>A QED Course   Lesson 17</w:t>
     </w:r>
   </w:p>
 </w:hdr>
